--- a/public/cv/Ahmed_Aziz_Mhiri_CV_English.docx
+++ b/public/cv/Ahmed_Aziz_Mhiri_CV_English.docx
@@ -8,93 +8,132 @@
         <w:jc w:val="center"/>
         <w:tblLayout w:type="fixed"/>
         <w:tblLook w:firstColumn="1" w:firstRow="1" w:lastColumn="0" w:lastRow="0" w:noHBand="0" w:noVBand="1" w:val="04A0"/>
+        <w:tblBorders>
+          <w:top w:val="nil" w:sz="0" w:color="FFFFFF"/>
+          <w:start w:val="nil" w:sz="0" w:color="FFFFFF"/>
+          <w:bottom w:val="nil" w:sz="0" w:color="FFFFFF"/>
+          <w:end w:val="nil" w:sz="0" w:color="FFFFFF"/>
+          <w:insideH w:val="nil" w:sz="0" w:color="FFFFFF"/>
+          <w:insideV w:val="nil" w:sz="0" w:color="FFFFFF"/>
+        </w:tblBorders>
       </w:tblPr>
       <w:tblGrid>
-        <w:gridCol w:w="10742"/>
+        <w:gridCol w:w="10375"/>
       </w:tblGrid>
       <w:tr>
+        <w:trPr>
+          <w:tblHeader w:val="true"/>
+        </w:trPr>
         <w:tc>
           <w:tcPr>
-            <w:tcW w:type="dxa" w:w="10742"/>
-            <w:shd w:fill="10263F" w:val="clear"/>
+            <w:tcW w:type="dxa" w:w="10375"/>
+            <w:vAlign w:val="center"/>
+            <w:shd w:fill="0D2742" w:val="clear"/>
             <w:tcMar>
               <w:top w:w="150" w:type="dxa"/>
-              <w:start w:w="170" w:type="dxa"/>
-              <w:bottom w:w="130" w:type="dxa"/>
-              <w:end w:w="160" w:type="dxa"/>
+              <w:start w:w="180" w:type="dxa"/>
+              <w:bottom w:w="140" w:type="dxa"/>
+              <w:end w:w="180" w:type="dxa"/>
             </w:tcMar>
-            <w:vAlign w:val="center"/>
           </w:tcPr>
           <w:p>
             <w:pPr>
-              <w:spacing w:before="0" w:after="0" w:line="240" w:lineRule="auto"/>
+              <w:pStyle w:val="Title"/>
+              <w:spacing w:after="20"/>
+              <w:jc w:val="left"/>
             </w:pPr>
             <w:r>
-              <w:rPr>
-                <w:rFonts w:ascii="Georgia" w:hAnsi="Georgia" w:eastAsia="Georgia" w:cs="Georgia"/>
-                <w:b/>
-                <w:color w:val="FFFFFF"/>
-                <w:sz w:val="37"/>
-              </w:rPr>
               <w:t>AHMED AZIZ MHIRI</w:t>
             </w:r>
           </w:p>
           <w:p>
             <w:pPr>
-              <w:spacing w:before="40" w:after="0" w:line="240" w:lineRule="auto"/>
+              <w:pStyle w:val="Subtitle"/>
+              <w:spacing w:after="0"/>
+              <w:jc w:val="left"/>
             </w:pPr>
             <w:r>
-              <w:rPr>
-                <w:rFonts w:ascii="Georgia" w:hAnsi="Georgia" w:eastAsia="Georgia" w:cs="Georgia"/>
-                <w:b/>
-                <w:caps/>
-                <w:color w:val="FFFFFF"/>
-                <w:sz w:val="21"/>
-              </w:rPr>
               <w:t>DATA-DRIVEN MARKETING &amp; COMMERCIAL ANALYTICS</w:t>
             </w:r>
           </w:p>
           <w:p>
             <w:pPr>
-              <w:spacing w:before="20" w:after="0" w:line="240" w:lineRule="auto"/>
+              <w:spacing w:after="40"/>
+              <w:jc w:val="left"/>
             </w:pPr>
             <w:r>
               <w:rPr>
-                <w:rFonts w:ascii="Georgia" w:hAnsi="Georgia" w:eastAsia="Georgia" w:cs="Georgia"/>
-                <w:color w:val="D0D6DE"/>
+                <w:rFonts w:ascii="Arial" w:hAnsi="Arial"/>
+                <w:color w:val="C9D7E5"/>
                 <w:sz w:val="19"/>
               </w:rPr>
-              <w:t>Business Intelligence | Automation | Digital Growth</w:t>
+              <w:t>Business Intelligence | CRM &amp; Marketing Automation | Process Automation</w:t>
             </w:r>
           </w:p>
           <w:p>
             <w:pPr>
-              <w:spacing w:before="160" w:after="0" w:line="240" w:lineRule="auto"/>
+              <w:spacing w:after="0"/>
+              <w:jc w:val="left"/>
             </w:pPr>
             <w:r>
               <w:rPr>
-                <w:rFonts w:ascii="Georgia" w:hAnsi="Georgia" w:eastAsia="Georgia" w:cs="Georgia"/>
-                <w:color w:val="F0C77D"/>
-                <w:sz w:val="18"/>
+                <w:rFonts w:ascii="Arial" w:hAnsi="Arial"/>
+                <w:color w:val="FFFFFF"/>
+                <w:sz w:val="17"/>
               </w:rPr>
-              <w:t xml:space="preserve">Sousse, Tunisia  |  </w:t>
+              <w:t>Sousse, Tunisia</w:t>
             </w:r>
             <w:r>
               <w:rPr>
-                <w:rFonts w:ascii="Georgia" w:hAnsi="Georgia" w:eastAsia="Georgia" w:cs="Georgia"/>
-                <w:b/>
-                <w:color w:val="F0C77D"/>
-                <w:sz w:val="18"/>
+                <w:rFonts w:ascii="Arial" w:hAnsi="Arial"/>
+                <w:color w:val="C9D7E5"/>
+                <w:sz w:val="17"/>
               </w:rPr>
-              <w:t>mhiriaziz13@gmail.com</w:t>
+              <w:t xml:space="preserve">  |  </w:t>
             </w:r>
+            <w:hyperlink r:id="rId9">
+              <w:r>
+                <w:rPr>
+                  <w:color w:val="FFFFFF"/>
+                  <w:u w:val="none"/>
+                  <w:sz w:val="17"/>
+                  <w:szCs w:val="17"/>
+                </w:rPr>
+                <w:t>mhiriaziz13@gmail.com</w:t>
+              </w:r>
+            </w:hyperlink>
             <w:r>
               <w:rPr>
-                <w:rFonts w:ascii="Georgia" w:hAnsi="Georgia" w:eastAsia="Georgia" w:cs="Georgia"/>
-                <w:color w:val="F0C77D"/>
-                <w:sz w:val="18"/>
+                <w:rFonts w:ascii="Arial" w:hAnsi="Arial"/>
+                <w:color w:val="C9D7E5"/>
+                <w:sz w:val="17"/>
               </w:rPr>
-              <w:t xml:space="preserve">  |  linkedin.com/in/ahmed-aziz-mhiri</w:t>
+              <w:t xml:space="preserve">  |  </w:t>
+            </w:r>
+            <w:hyperlink r:id="rId10">
+              <w:r>
+                <w:rPr>
+                  <w:color w:val="FFFFFF"/>
+                  <w:u w:val="none"/>
+                  <w:sz w:val="17"/>
+                  <w:szCs w:val="17"/>
+                </w:rPr>
+                <w:t>linkedin.com/in/ahmed-aziz-mhiri</w:t>
+              </w:r>
+            </w:hyperlink>
+          </w:p>
+          <w:p>
+            <w:pPr>
+              <w:spacing w:before="20" w:after="0"/>
+              <w:jc w:val="left"/>
+            </w:pPr>
+            <w:r>
+              <w:rPr>
+                <w:rFonts w:ascii="Arial" w:hAnsi="Arial"/>
+                <w:color w:val="C9D7E5"/>
+                <w:sz w:val="17"/>
+              </w:rPr>
+              <w:t>Selected freelance projects now | International full-time from October 2027</w:t>
             </w:r>
           </w:p>
         </w:tc>
@@ -102,212 +141,160 @@
     </w:tbl>
     <w:p>
       <w:pPr>
-        <w:spacing w:before="0" w:after="0" w:line="240" w:lineRule="auto"/>
+        <w:spacing w:after="0" w:line="36" w:lineRule="auto"/>
       </w:pPr>
     </w:p>
     <w:p>
       <w:pPr>
+        <w:pStyle w:val="Heading1"/>
         <w:keepNext/>
-        <w:spacing w:before="120" w:after="80" w:line="240" w:lineRule="auto"/>
+        <w:spacing w:before="120" w:after="60"/>
         <w:pBdr>
-          <w:bottom w:val="single" w:sz="7" w:space="4" w:color="E29A3A"/>
+          <w:bottom w:val="single" w:sz="8" w:space="2" w:color="D9822B"/>
         </w:pBdr>
       </w:pPr>
       <w:r>
-        <w:rPr>
-          <w:rFonts w:ascii="Georgia" w:hAnsi="Georgia" w:eastAsia="Georgia" w:cs="Georgia"/>
-          <w:b/>
-          <w:caps/>
-          <w:color w:val="1C3654"/>
-          <w:sz w:val="22"/>
-        </w:rPr>
         <w:t>PROFESSIONAL SUMMARY</w:t>
       </w:r>
     </w:p>
     <w:p>
       <w:pPr>
-        <w:spacing w:before="0" w:after="0" w:line="240" w:lineRule="auto"/>
+        <w:spacing w:after="40" w:line="245" w:lineRule="auto"/>
       </w:pPr>
       <w:r>
         <w:rPr>
-          <w:rFonts w:ascii="Georgia" w:hAnsi="Georgia" w:eastAsia="Georgia" w:cs="Georgia"/>
+          <w:rFonts w:ascii="Arial" w:hAnsi="Arial"/>
+          <w:b w:val="0"/>
           <w:i w:val="0"/>
-          <w:color w:val="45627D"/>
           <w:sz w:val="18"/>
         </w:rPr>
-        <w:t>Master's student in Big Data Analytics &amp; E-Commerce with a Business Intelligence background. Combines data analysis, digital marketing, process automation and commercial understanding to help organisations improve customer journeys, operational reliability and decision-making. Available for Europe-based opportunities from Summer 2027.</w:t>
+        <w:t>Master's student in Big Data Analytics &amp; E-Commerce with a Bachelor's in Business Intelligence and hands-on experience across tourism, hospitality, digital services, marketing analytics and process automation. Turns customer, commercial and operational data into clearer decisions, reliable workflows and measurable outcomes. Available for selected freelance projects now and international full-time opportunities from October 2027.</w:t>
       </w:r>
     </w:p>
     <w:p>
       <w:pPr>
+        <w:pStyle w:val="Heading1"/>
         <w:keepNext/>
-        <w:spacing w:before="120" w:after="60" w:line="240" w:lineRule="auto"/>
+        <w:spacing w:before="120" w:after="60"/>
         <w:pBdr>
-          <w:bottom w:val="single" w:sz="7" w:space="4" w:color="E29A3A"/>
+          <w:bottom w:val="single" w:sz="8" w:space="2" w:color="D9822B"/>
         </w:pBdr>
       </w:pPr>
       <w:r>
-        <w:rPr>
-          <w:rFonts w:ascii="Georgia" w:hAnsi="Georgia" w:eastAsia="Georgia" w:cs="Georgia"/>
-          <w:b/>
-          <w:caps/>
-          <w:color w:val="1C3654"/>
-          <w:sz w:val="22"/>
-        </w:rPr>
         <w:t>CORE COMPETENCIES</w:t>
-      </w:r>
-    </w:p>
-    <w:tbl>
-      <w:tblPr>
-        <w:tblW w:type="auto" w:w="0"/>
-        <w:jc w:val="center"/>
-        <w:tblLayout w:type="fixed"/>
-        <w:tblLook w:firstColumn="1" w:firstRow="1" w:lastColumn="0" w:lastRow="0" w:noHBand="0" w:noVBand="1" w:val="04A0"/>
-        <w:tblBorders>
-          <w:top w:val="nil"/>
-          <w:left w:val="nil"/>
-          <w:bottom w:val="nil"/>
-          <w:right w:val="nil"/>
-          <w:insideH w:val="nil"/>
-          <w:insideV w:val="nil"/>
-        </w:tblBorders>
-      </w:tblPr>
-      <w:tblGrid>
-        <w:gridCol w:w="5371"/>
-        <w:gridCol w:w="5371"/>
-      </w:tblGrid>
-      <w:tr>
-        <w:tc>
-          <w:tcPr>
-            <w:tcW w:type="dxa" w:w="5371"/>
-            <w:shd w:fill="E8F0F7" w:val="clear"/>
-            <w:tcMar>
-              <w:top w:w="80" w:type="dxa"/>
-              <w:start w:w="100" w:type="dxa"/>
-              <w:bottom w:w="80" w:type="dxa"/>
-              <w:end w:w="100" w:type="dxa"/>
-            </w:tcMar>
-          </w:tcPr>
-          <w:p>
-            <w:pPr>
-              <w:spacing w:before="0" w:after="0" w:line="240" w:lineRule="auto"/>
-            </w:pPr>
-            <w:r>
-              <w:rPr>
-                <w:rFonts w:ascii="Georgia" w:hAnsi="Georgia" w:eastAsia="Georgia" w:cs="Georgia"/>
-                <w:b/>
-                <w:color w:val="1C3654"/>
-                <w:sz w:val="18"/>
-              </w:rPr>
-              <w:t>Data &amp; Business Intelligence</w:t>
-            </w:r>
-          </w:p>
-          <w:p>
-            <w:pPr>
-              <w:spacing w:before="20" w:after="0" w:line="240" w:lineRule="auto"/>
-            </w:pPr>
-            <w:r>
-              <w:rPr>
-                <w:rFonts w:ascii="Georgia" w:hAnsi="Georgia" w:eastAsia="Georgia" w:cs="Georgia"/>
-                <w:color w:val="45627D"/>
-                <w:sz w:val="17"/>
-              </w:rPr>
-              <w:t>Data Analysis, Marketing Analytics, Commercial Analytics, Business Intelligence, KPI Analysis, Data Visualization, Financial Reporting, Excel</w:t>
-            </w:r>
-          </w:p>
-        </w:tc>
-        <w:tc>
-          <w:tcPr>
-            <w:tcW w:type="dxa" w:w="5371"/>
-            <w:shd w:fill="E8F0F7" w:val="clear"/>
-            <w:tcMar>
-              <w:top w:w="80" w:type="dxa"/>
-              <w:start w:w="100" w:type="dxa"/>
-              <w:bottom w:w="80" w:type="dxa"/>
-              <w:end w:w="100" w:type="dxa"/>
-            </w:tcMar>
-          </w:tcPr>
-          <w:p>
-            <w:pPr>
-              <w:spacing w:before="0" w:after="0" w:line="240" w:lineRule="auto"/>
-            </w:pPr>
-            <w:r>
-              <w:rPr>
-                <w:rFonts w:ascii="Georgia" w:hAnsi="Georgia" w:eastAsia="Georgia" w:cs="Georgia"/>
-                <w:b/>
-                <w:color w:val="1C3654"/>
-                <w:sz w:val="18"/>
-              </w:rPr>
-              <w:t>Digital Marketing &amp; Customer Growth</w:t>
-            </w:r>
-          </w:p>
-          <w:p>
-            <w:pPr>
-              <w:spacing w:before="20" w:after="0" w:line="240" w:lineRule="auto"/>
-            </w:pPr>
-            <w:r>
-              <w:rPr>
-                <w:rFonts w:ascii="Georgia" w:hAnsi="Georgia" w:eastAsia="Georgia" w:cs="Georgia"/>
-                <w:color w:val="45627D"/>
-                <w:sz w:val="17"/>
-              </w:rPr>
-              <w:t>Digital Marketing, Customer Insights, Customer Journey, Local SEO, Email Marketing, Paid Social, Social Media Strategy, E-Commerce</w:t>
-            </w:r>
-          </w:p>
-        </w:tc>
-      </w:tr>
-    </w:tbl>
-    <w:p>
-      <w:pPr>
-        <w:spacing w:before="60" w:after="0" w:line="240" w:lineRule="auto"/>
-      </w:pPr>
-      <w:r>
-        <w:rPr>
-          <w:rFonts w:ascii="Georgia" w:hAnsi="Georgia" w:eastAsia="Georgia" w:cs="Georgia"/>
-          <w:b/>
-          <w:color w:val="1C3654"/>
-          <w:sz w:val="17"/>
-        </w:rPr>
-        <w:t xml:space="preserve">Automation &amp; Technology: </w:t>
-      </w:r>
-      <w:r>
-        <w:rPr>
-          <w:rFonts w:ascii="Georgia" w:hAnsi="Georgia" w:eastAsia="Georgia" w:cs="Georgia"/>
-          <w:color w:val="45627D"/>
-          <w:sz w:val="17"/>
-        </w:rPr>
-        <w:t>UiPath, Process Automation, Business Rules Automation, JSON, HTML Reporting, Angular, Spring Boot, REST APIs, RAG</w:t>
       </w:r>
     </w:p>
     <w:p>
       <w:pPr>
+        <w:spacing w:after="24"/>
+        <w:ind w:left="0"/>
+      </w:pPr>
+      <w:r>
+        <w:rPr>
+          <w:rFonts w:ascii="Arial" w:hAnsi="Arial"/>
+          <w:b/>
+          <w:color w:val="0D2742"/>
+          <w:sz w:val="18"/>
+        </w:rPr>
+        <w:t xml:space="preserve">Marketing &amp; Commercial Analytics: </w:t>
+      </w:r>
+      <w:r>
+        <w:rPr>
+          <w:rFonts w:ascii="Arial" w:hAnsi="Arial"/>
+          <w:sz w:val="18"/>
+        </w:rPr>
+        <w:t>Marketing Analytics, Commercial Analytics, Customer Insights, Customer Journey Mapping, KPI Reporting, Digital Growth, CRM &amp; Marketing Automation</w:t>
+      </w:r>
+    </w:p>
+    <w:p>
+      <w:pPr>
+        <w:spacing w:after="24"/>
+        <w:ind w:left="0"/>
+      </w:pPr>
+      <w:r>
+        <w:rPr>
+          <w:rFonts w:ascii="Arial" w:hAnsi="Arial"/>
+          <w:b/>
+          <w:color w:val="0D2742"/>
+          <w:sz w:val="18"/>
+        </w:rPr>
+        <w:t xml:space="preserve">Business Intelligence &amp; Data: </w:t>
+      </w:r>
+      <w:r>
+        <w:rPr>
+          <w:rFonts w:ascii="Arial" w:hAnsi="Arial"/>
+          <w:sz w:val="18"/>
+        </w:rPr>
+        <w:t>Business Intelligence, Data Analysis, Data Visualisation, Microsoft Excel, Financial Reporting, Variance Analysis, Management Reporting</w:t>
+      </w:r>
+    </w:p>
+    <w:p>
+      <w:pPr>
+        <w:spacing w:after="24"/>
+        <w:ind w:left="0"/>
+      </w:pPr>
+      <w:r>
+        <w:rPr>
+          <w:rFonts w:ascii="Arial" w:hAnsi="Arial"/>
+          <w:b/>
+          <w:color w:val="0D2742"/>
+          <w:sz w:val="18"/>
+        </w:rPr>
+        <w:t xml:space="preserve">Automation &amp; Business Systems: </w:t>
+      </w:r>
+      <w:r>
+        <w:rPr>
+          <w:rFonts w:ascii="Arial" w:hAnsi="Arial"/>
+          <w:sz w:val="18"/>
+        </w:rPr>
+        <w:t>UiPath, Process Mapping, Business-Rule Modelling, JSON, Python, HTML Reporting, Data Validation, Exception Management</w:t>
+      </w:r>
+    </w:p>
+    <w:p>
+      <w:pPr>
+        <w:spacing w:after="24"/>
+        <w:ind w:left="0"/>
+      </w:pPr>
+      <w:r>
+        <w:rPr>
+          <w:rFonts w:ascii="Arial" w:hAnsi="Arial"/>
+          <w:b/>
+          <w:color w:val="0D2742"/>
+          <w:sz w:val="18"/>
+        </w:rPr>
+        <w:t xml:space="preserve">Supporting Technical Foundations: </w:t>
+      </w:r>
+      <w:r>
+        <w:rPr>
+          <w:rFonts w:ascii="Arial" w:hAnsi="Arial"/>
+          <w:sz w:val="18"/>
+        </w:rPr>
+        <w:t>REST APIs, Firebase, Angular, Spring Boot, RAG, Docker, Kafka</w:t>
+      </w:r>
+    </w:p>
+    <w:p>
+      <w:pPr>
+        <w:pStyle w:val="Heading1"/>
         <w:keepNext/>
-        <w:spacing w:before="160" w:after="60" w:line="240" w:lineRule="auto"/>
+        <w:spacing w:before="120" w:after="60"/>
         <w:pBdr>
-          <w:bottom w:val="single" w:sz="7" w:space="4" w:color="E29A3A"/>
+          <w:bottom w:val="single" w:sz="8" w:space="2" w:color="D9822B"/>
         </w:pBdr>
       </w:pPr>
       <w:r>
-        <w:rPr>
-          <w:rFonts w:ascii="Georgia" w:hAnsi="Georgia" w:eastAsia="Georgia" w:cs="Georgia"/>
-          <w:b/>
-          <w:caps/>
-          <w:color w:val="1C3654"/>
-          <w:sz w:val="22"/>
-        </w:rPr>
         <w:t>PROFESSIONAL EXPERIENCE</w:t>
       </w:r>
     </w:p>
     <w:p>
       <w:pPr>
         <w:keepNext/>
-        <w:spacing w:before="60" w:after="0" w:line="240" w:lineRule="auto"/>
+        <w:spacing w:before="60" w:after="0"/>
       </w:pPr>
       <w:r>
         <w:rPr>
-          <w:rFonts w:ascii="Georgia" w:hAnsi="Georgia" w:eastAsia="Georgia" w:cs="Georgia"/>
+          <w:rFonts w:ascii="Arial" w:hAnsi="Arial"/>
           <w:b/>
-          <w:color w:val="1C3654"/>
+          <w:color w:val="0D2742"/>
           <w:sz w:val="19"/>
         </w:rPr>
         <w:t>Sunshine Vacances France</w:t>
@@ -316,110 +303,87 @@
     <w:p>
       <w:pPr>
         <w:keepNext/>
-        <w:spacing w:before="0" w:after="0" w:line="240" w:lineRule="auto"/>
+        <w:spacing w:after="0"/>
       </w:pPr>
       <w:r>
         <w:rPr>
-          <w:rFonts w:ascii="Georgia" w:hAnsi="Georgia" w:eastAsia="Georgia" w:cs="Georgia"/>
+          <w:rFonts w:ascii="Arial" w:hAnsi="Arial"/>
           <w:b/>
-          <w:color w:val="1E1E1E"/>
           <w:sz w:val="18"/>
         </w:rPr>
         <w:t>Head of IT Services | Process Automation &amp; Business Systems</w:t>
       </w:r>
       <w:r>
         <w:rPr>
-          <w:rFonts w:ascii="Georgia" w:hAnsi="Georgia" w:eastAsia="Georgia" w:cs="Georgia"/>
-          <w:color w:val="7A8793"/>
-          <w:sz w:val="18"/>
+          <w:rFonts w:ascii="Arial" w:hAnsi="Arial"/>
+          <w:color w:val="4D6275"/>
+          <w:sz w:val="17"/>
         </w:rPr>
-        <w:t xml:space="preserve">  |  </w:t>
-      </w:r>
-      <w:r>
-        <w:rPr>
-          <w:rFonts w:ascii="Georgia" w:hAnsi="Georgia" w:eastAsia="Georgia" w:cs="Georgia"/>
-          <w:color w:val="657A8F"/>
-          <w:sz w:val="18"/>
-        </w:rPr>
-        <w:t>Jul 2025 - Present | Sousse, Tunisia</w:t>
+        <w:t xml:space="preserve">  |  Jul 2025 - Present  |  Sousse, Tunisia</w:t>
       </w:r>
     </w:p>
     <w:p>
       <w:pPr>
-        <w:spacing w:before="0" w:after="0" w:line="240" w:lineRule="auto"/>
-        <w:ind w:left="245" w:hanging="187"/>
+        <w:spacing w:after="12" w:line="240" w:lineRule="auto"/>
+        <w:ind w:left="255" w:hanging="159"/>
       </w:pPr>
       <w:r>
         <w:rPr>
-          <w:rFonts w:ascii="Georgia" w:hAnsi="Georgia" w:eastAsia="Georgia" w:cs="Georgia"/>
-          <w:color w:val="1E1E1E"/>
-          <w:sz w:val="18"/>
+          <w:rFonts w:ascii="Arial" w:hAnsi="Arial"/>
+          <w:sz w:val="17"/>
         </w:rPr>
-        <w:t xml:space="preserve">• </w:t>
-      </w:r>
-      <w:r>
-        <w:rPr>
-          <w:rFonts w:ascii="Georgia" w:hAnsi="Georgia" w:eastAsia="Georgia" w:cs="Georgia"/>
-          <w:color w:val="1E1E1E"/>
-          <w:sz w:val="18"/>
-        </w:rPr>
-        <w:t>Led business-process improvement initiatives for tourism operations, with a focus on automation, data reliability and auditability.</w:t>
+        <w:t>• Sole contributor responsible for IT systems, technical project delivery and process automation at Sunshine Holiday Group headquarters.</w:t>
       </w:r>
     </w:p>
     <w:p>
       <w:pPr>
-        <w:spacing w:before="0" w:after="0" w:line="240" w:lineRule="auto"/>
-        <w:ind w:left="245" w:hanging="187"/>
+        <w:spacing w:after="12" w:line="240" w:lineRule="auto"/>
+        <w:ind w:left="255" w:hanging="159"/>
       </w:pPr>
       <w:r>
         <w:rPr>
-          <w:rFonts w:ascii="Georgia" w:hAnsi="Georgia" w:eastAsia="Georgia" w:cs="Georgia"/>
-          <w:color w:val="1E1E1E"/>
-          <w:sz w:val="18"/>
+          <w:rFonts w:ascii="Arial" w:hAnsi="Arial"/>
+          <w:sz w:val="17"/>
         </w:rPr>
-        <w:t xml:space="preserve">• </w:t>
-      </w:r>
-      <w:r>
-        <w:rPr>
-          <w:rFonts w:ascii="Georgia" w:hAnsi="Georgia" w:eastAsia="Georgia" w:cs="Georgia"/>
-          <w:color w:val="1E1E1E"/>
-          <w:sz w:val="18"/>
-        </w:rPr>
-        <w:t>Designed and expanded a UiPath workflow for invoice validation and reconciliation across invoices, vouchers, reservations and stay-related data.</w:t>
+        <w:t>• Designed and operate an end-to-end UiPath workflow for invoice control, booking reconciliation and hotel commercial-rule validation across 40 hotels and four travel agencies.</w:t>
       </w:r>
     </w:p>
     <w:p>
       <w:pPr>
-        <w:spacing w:before="0" w:after="0" w:line="240" w:lineRule="auto"/>
-        <w:ind w:left="245" w:hanging="187"/>
+        <w:spacing w:after="12" w:line="240" w:lineRule="auto"/>
+        <w:ind w:left="255" w:hanging="159"/>
       </w:pPr>
       <w:r>
         <w:rPr>
-          <w:rFonts w:ascii="Georgia" w:hAnsi="Georgia" w:eastAsia="Georgia" w:cs="Georgia"/>
-          <w:color w:val="1E1E1E"/>
-          <w:sz w:val="18"/>
+          <w:rFonts w:ascii="Arial" w:hAnsi="Arial"/>
+          <w:sz w:val="17"/>
         </w:rPr>
-        <w:t xml:space="preserve">• </w:t>
+        <w:t>• Expanded the control scope from one month for one hotel and one agency in four working days to a full season across all supported hotels and agencies in approximately seven days.</w:t>
       </w:r>
+    </w:p>
+    <w:p>
+      <w:pPr>
+        <w:spacing w:after="12" w:line="240" w:lineRule="auto"/>
+        <w:ind w:left="255" w:hanging="159"/>
+      </w:pPr>
       <w:r>
         <w:rPr>
-          <w:rFonts w:ascii="Georgia" w:hAnsi="Georgia" w:eastAsia="Georgia" w:cs="Georgia"/>
-          <w:color w:val="1E1E1E"/>
-          <w:sz w:val="18"/>
+          <w:rFonts w:ascii="Arial" w:hAnsi="Arial"/>
+          <w:sz w:val="17"/>
         </w:rPr>
-        <w:t>Automated business rules covering room rates, board types, discounts, supplements and special offers; generated structured JSON outputs and HTML reports for review and audit follow-up.</w:t>
+        <w:t>• Structure commercial rules, surface uncertain cases for human review and deliver validated control and exception reports.</w:t>
       </w:r>
     </w:p>
     <w:p>
       <w:pPr>
         <w:keepNext/>
-        <w:spacing w:before="60" w:after="0" w:line="240" w:lineRule="auto"/>
+        <w:spacing w:before="60" w:after="0"/>
       </w:pPr>
       <w:r>
         <w:rPr>
-          <w:rFonts w:ascii="Georgia" w:hAnsi="Georgia" w:eastAsia="Georgia" w:cs="Georgia"/>
+          <w:rFonts w:ascii="Arial" w:hAnsi="Arial"/>
           <w:b/>
-          <w:color w:val="1C3654"/>
+          <w:color w:val="0D2742"/>
           <w:sz w:val="19"/>
         </w:rPr>
         <w:t>Maison Salina</w:t>
@@ -428,256 +392,112 @@
     <w:p>
       <w:pPr>
         <w:keepNext/>
-        <w:spacing w:before="0" w:after="0" w:line="240" w:lineRule="auto"/>
+        <w:spacing w:after="0"/>
       </w:pPr>
       <w:r>
         <w:rPr>
-          <w:rFonts w:ascii="Georgia" w:hAnsi="Georgia" w:eastAsia="Georgia" w:cs="Georgia"/>
+          <w:rFonts w:ascii="Arial" w:hAnsi="Arial"/>
           <w:b/>
-          <w:color w:val="1E1E1E"/>
           <w:sz w:val="18"/>
         </w:rPr>
         <w:t>Commercial &amp; Digital Marketing Manager</w:t>
       </w:r>
       <w:r>
         <w:rPr>
-          <w:rFonts w:ascii="Georgia" w:hAnsi="Georgia" w:eastAsia="Georgia" w:cs="Georgia"/>
-          <w:color w:val="7A8793"/>
-          <w:sz w:val="18"/>
+          <w:rFonts w:ascii="Arial" w:hAnsi="Arial"/>
+          <w:color w:val="4D6275"/>
+          <w:sz w:val="17"/>
         </w:rPr>
-        <w:t xml:space="preserve">  |  </w:t>
-      </w:r>
-      <w:r>
-        <w:rPr>
-          <w:rFonts w:ascii="Georgia" w:hAnsi="Georgia" w:eastAsia="Georgia" w:cs="Georgia"/>
-          <w:color w:val="657A8F"/>
-          <w:sz w:val="18"/>
-        </w:rPr>
-        <w:t>Apr 2025 - Sep 2025 | Sousse, Tunisia</w:t>
+        <w:t xml:space="preserve">  |  Apr 2025 - Sep 2025  |  Sousse, Tunisia</w:t>
       </w:r>
     </w:p>
     <w:p>
       <w:pPr>
-        <w:spacing w:before="0" w:after="0" w:line="240" w:lineRule="auto"/>
-        <w:ind w:left="245" w:hanging="187"/>
+        <w:spacing w:after="12" w:line="240" w:lineRule="auto"/>
+        <w:ind w:left="255" w:hanging="159"/>
       </w:pPr>
       <w:r>
         <w:rPr>
-          <w:rFonts w:ascii="Georgia" w:hAnsi="Georgia" w:eastAsia="Georgia" w:cs="Georgia"/>
-          <w:color w:val="1E1E1E"/>
-          <w:sz w:val="18"/>
+          <w:rFonts w:ascii="Arial" w:hAnsi="Arial"/>
+          <w:sz w:val="17"/>
         </w:rPr>
-        <w:t xml:space="preserve">• </w:t>
-      </w:r>
-      <w:r>
-        <w:rPr>
-          <w:rFonts w:ascii="Georgia" w:hAnsi="Georgia" w:eastAsia="Georgia" w:cs="Georgia"/>
-          <w:color w:val="1E1E1E"/>
-          <w:sz w:val="18"/>
-        </w:rPr>
-        <w:t>Led commercial and digital initiatives for a long-established home-furnishing business, supporting visibility, customer engagement and growth.</w:t>
+        <w:t>• Supported commercial planning, digital-marketing coordination, partnership outreach and initiatives to strengthen online visibility.</w:t>
       </w:r>
     </w:p>
     <w:p>
       <w:pPr>
-        <w:spacing w:before="0" w:after="0" w:line="240" w:lineRule="auto"/>
-        <w:ind w:left="245" w:hanging="187"/>
+        <w:spacing w:after="12" w:line="240" w:lineRule="auto"/>
+        <w:ind w:left="255" w:hanging="159"/>
       </w:pPr>
       <w:r>
         <w:rPr>
-          <w:rFonts w:ascii="Georgia" w:hAnsi="Georgia" w:eastAsia="Georgia" w:cs="Georgia"/>
-          <w:color w:val="1E1E1E"/>
-          <w:sz w:val="18"/>
+          <w:rFonts w:ascii="Arial" w:hAnsi="Arial"/>
+          <w:sz w:val="17"/>
         </w:rPr>
-        <w:t xml:space="preserve">• </w:t>
-      </w:r>
-      <w:r>
-        <w:rPr>
-          <w:rFonts w:ascii="Georgia" w:hAnsi="Georgia" w:eastAsia="Georgia" w:cs="Georgia"/>
-          <w:color w:val="1E1E1E"/>
-          <w:sz w:val="18"/>
-        </w:rPr>
-        <w:t>Developed digital marketing initiatives aligned with commercial objectives and brand positioning; supported strategic collaborations and online communication.</w:t>
+        <w:t>• Monitored qualitative campaign and commercial feedback to support communication adjustments and business-development activities.</w:t>
       </w:r>
     </w:p>
     <w:p>
       <w:pPr>
         <w:keepNext/>
-        <w:spacing w:before="60" w:after="0" w:line="240" w:lineRule="auto"/>
+        <w:spacing w:before="60" w:after="0"/>
       </w:pPr>
       <w:r>
         <w:rPr>
-          <w:rFonts w:ascii="Georgia" w:hAnsi="Georgia" w:eastAsia="Georgia" w:cs="Georgia"/>
+          <w:rFonts w:ascii="Arial" w:hAnsi="Arial"/>
           <w:b/>
-          <w:color w:val="1C3654"/>
+          <w:color w:val="0D2742"/>
           <w:sz w:val="19"/>
         </w:rPr>
-        <w:t>Confidential Client - Men's Barbershop, France</w:t>
+        <w:t>Chic-Chac - Men's Barbershop, France</w:t>
       </w:r>
     </w:p>
     <w:p>
       <w:pPr>
         <w:keepNext/>
-        <w:spacing w:before="0" w:after="0" w:line="240" w:lineRule="auto"/>
+        <w:spacing w:after="0"/>
       </w:pPr>
       <w:r>
         <w:rPr>
-          <w:rFonts w:ascii="Georgia" w:hAnsi="Georgia" w:eastAsia="Georgia" w:cs="Georgia"/>
+          <w:rFonts w:ascii="Arial" w:hAnsi="Arial"/>
           <w:b/>
-          <w:color w:val="1E1E1E"/>
           <w:sz w:val="18"/>
         </w:rPr>
-        <w:t>Digital Marketing &amp; Automation Consultant</w:t>
+        <w:t>Freelance Digital Transformation &amp; Data-Driven Marketing Consultant</w:t>
       </w:r>
       <w:r>
         <w:rPr>
-          <w:rFonts w:ascii="Georgia" w:hAnsi="Georgia" w:eastAsia="Georgia" w:cs="Georgia"/>
-          <w:color w:val="7A8793"/>
-          <w:sz w:val="18"/>
+          <w:rFonts w:ascii="Arial" w:hAnsi="Arial"/>
+          <w:color w:val="4D6275"/>
+          <w:sz w:val="17"/>
         </w:rPr>
-        <w:t xml:space="preserve">  |  </w:t>
-      </w:r>
-      <w:r>
-        <w:rPr>
-          <w:rFonts w:ascii="Georgia" w:hAnsi="Georgia" w:eastAsia="Georgia" w:cs="Georgia"/>
-          <w:color w:val="657A8F"/>
-          <w:sz w:val="18"/>
-        </w:rPr>
-        <w:t>Feb 2025 - Jul 2025 | Noisy-le-Grand, France</w:t>
+        <w:t xml:space="preserve">  |  Feb 2025 - Jul 2025  |  Noisy-le-Grand, France</w:t>
       </w:r>
     </w:p>
     <w:p>
       <w:pPr>
-        <w:spacing w:before="0" w:after="0" w:line="240" w:lineRule="auto"/>
-        <w:ind w:left="245" w:hanging="187"/>
+        <w:spacing w:after="12" w:line="240" w:lineRule="auto"/>
+        <w:ind w:left="255" w:hanging="159"/>
       </w:pPr>
       <w:r>
         <w:rPr>
-          <w:rFonts w:ascii="Georgia" w:hAnsi="Georgia" w:eastAsia="Georgia" w:cs="Georgia"/>
-          <w:color w:val="1E1E1E"/>
-          <w:sz w:val="18"/>
+          <w:rFonts w:ascii="Arial" w:hAnsi="Arial"/>
+          <w:sz w:val="17"/>
         </w:rPr>
-        <w:t xml:space="preserve">• </w:t>
-      </w:r>
-      <w:r>
-        <w:rPr>
-          <w:rFonts w:ascii="Georgia" w:hAnsi="Georgia" w:eastAsia="Georgia" w:cs="Georgia"/>
-          <w:color w:val="1E1E1E"/>
-          <w:sz w:val="18"/>
-        </w:rPr>
-        <w:t>Led a digital transformation project focused on online visibility, booking experience and digital customer communication.</w:t>
+        <w:t>• Delivered a paid project comprising a customer-facing booking website built with HTML, CSS, JavaScript and Firebase, plus a separate Angular and Spring Boot administration dashboard.</w:t>
       </w:r>
     </w:p>
     <w:p>
       <w:pPr>
-        <w:spacing w:before="0" w:after="0" w:line="240" w:lineRule="auto"/>
-        <w:ind w:left="245" w:hanging="187"/>
+        <w:spacing w:after="12" w:line="240" w:lineRule="auto"/>
+        <w:ind w:left="255" w:hanging="159"/>
       </w:pPr>
       <w:r>
         <w:rPr>
-          <w:rFonts w:ascii="Georgia" w:hAnsi="Georgia" w:eastAsia="Georgia" w:cs="Georgia"/>
-          <w:color w:val="1E1E1E"/>
-          <w:sz w:val="18"/>
+          <w:rFonts w:ascii="Arial" w:hAnsi="Arial"/>
+          <w:sz w:val="17"/>
         </w:rPr>
-        <w:t xml:space="preserve">• </w:t>
-      </w:r>
-      <w:r>
-        <w:rPr>
-          <w:rFonts w:ascii="Georgia" w:hAnsi="Georgia" w:eastAsia="Georgia" w:cs="Georgia"/>
-          <w:color w:val="1E1E1E"/>
-          <w:sz w:val="18"/>
-        </w:rPr>
-        <w:t>Built a website with online booking and activity monitoring; improved local SEO, supported Instagram and TikTok content, email marketing, paid social activity and a Planity partnership.</w:t>
-      </w:r>
-    </w:p>
-    <w:p>
-      <w:pPr>
-        <w:keepNext/>
-        <w:spacing w:before="60" w:after="0" w:line="240" w:lineRule="auto"/>
-      </w:pPr>
-      <w:r>
-        <w:rPr>
-          <w:rFonts w:ascii="Georgia" w:hAnsi="Georgia" w:eastAsia="Georgia" w:cs="Georgia"/>
-          <w:b/>
-          <w:color w:val="1C3654"/>
-          <w:sz w:val="19"/>
-        </w:rPr>
-        <w:t>VERMEG for Banking &amp; Insurance Software</w:t>
-      </w:r>
-    </w:p>
-    <w:p>
-      <w:pPr>
-        <w:keepNext/>
-        <w:spacing w:before="0" w:after="0" w:line="240" w:lineRule="auto"/>
-      </w:pPr>
-      <w:r>
-        <w:rPr>
-          <w:rFonts w:ascii="Georgia" w:hAnsi="Georgia" w:eastAsia="Georgia" w:cs="Georgia"/>
-          <w:b/>
-          <w:color w:val="1E1E1E"/>
-          <w:sz w:val="18"/>
-        </w:rPr>
-        <w:t>AI &amp; Full-Stack Development Intern</w:t>
-      </w:r>
-      <w:r>
-        <w:rPr>
-          <w:rFonts w:ascii="Georgia" w:hAnsi="Georgia" w:eastAsia="Georgia" w:cs="Georgia"/>
-          <w:color w:val="7A8793"/>
-          <w:sz w:val="18"/>
-        </w:rPr>
-        <w:t xml:space="preserve">  |  </w:t>
-      </w:r>
-      <w:r>
-        <w:rPr>
-          <w:rFonts w:ascii="Georgia" w:hAnsi="Georgia" w:eastAsia="Georgia" w:cs="Georgia"/>
-          <w:color w:val="657A8F"/>
-          <w:sz w:val="18"/>
-        </w:rPr>
-        <w:t>Feb 2025 - May 2025 | Tunis, Tunisia</w:t>
-      </w:r>
-    </w:p>
-    <w:p>
-      <w:pPr>
-        <w:spacing w:before="0" w:after="0" w:line="240" w:lineRule="auto"/>
-        <w:ind w:left="245" w:hanging="187"/>
-      </w:pPr>
-      <w:r>
-        <w:rPr>
-          <w:rFonts w:ascii="Georgia" w:hAnsi="Georgia" w:eastAsia="Georgia" w:cs="Georgia"/>
-          <w:color w:val="1E1E1E"/>
-          <w:sz w:val="18"/>
-        </w:rPr>
-        <w:t xml:space="preserve">• </w:t>
-      </w:r>
-      <w:r>
-        <w:rPr>
-          <w:rFonts w:ascii="Georgia" w:hAnsi="Georgia" w:eastAsia="Georgia" w:cs="Georgia"/>
-          <w:color w:val="1E1E1E"/>
-          <w:sz w:val="18"/>
-        </w:rPr>
-        <w:t>Contributed to a secure, scalable and multilingual e-learning platform with enrolment, progress tracking, dashboards, event booking and real-time notifications.</w:t>
-      </w:r>
-    </w:p>
-    <w:p>
-      <w:pPr>
-        <w:spacing w:before="0" w:after="0" w:line="240" w:lineRule="auto"/>
-        <w:ind w:left="245" w:hanging="187"/>
-      </w:pPr>
-      <w:r>
-        <w:rPr>
-          <w:rFonts w:ascii="Georgia" w:hAnsi="Georgia" w:eastAsia="Georgia" w:cs="Georgia"/>
-          <w:color w:val="1E1E1E"/>
-          <w:sz w:val="18"/>
-        </w:rPr>
-        <w:t xml:space="preserve">• </w:t>
-      </w:r>
-      <w:r>
-        <w:rPr>
-          <w:rFonts w:ascii="Georgia" w:hAnsi="Georgia" w:eastAsia="Georgia" w:cs="Georgia"/>
-          <w:color w:val="1E1E1E"/>
-          <w:sz w:val="18"/>
-        </w:rPr>
-        <w:t>Integrated a locally deployed LLaMA 3.2 assistant through Ollama with RAG-based PDF and CSV knowledge retrieval; contributed to microservices, monitoring and security safeguards.</w:t>
+        <w:t>• Generated more than 3,000 Google Search impressions over 90 days and approximately 30 online reservations during the first month.</w:t>
       </w:r>
     </w:p>
     <w:p>
@@ -687,33 +507,90 @@
     </w:p>
     <w:p>
       <w:pPr>
+        <w:pStyle w:val="Heading1"/>
         <w:keepNext/>
-        <w:spacing w:before="0" w:after="60" w:line="240" w:lineRule="auto"/>
+        <w:spacing w:before="120" w:after="60"/>
         <w:pBdr>
-          <w:bottom w:val="single" w:sz="7" w:space="4" w:color="E29A3A"/>
+          <w:bottom w:val="single" w:sz="8" w:space="2" w:color="D9822B"/>
         </w:pBdr>
       </w:pPr>
       <w:r>
-        <w:rPr>
-          <w:rFonts w:ascii="Georgia" w:hAnsi="Georgia" w:eastAsia="Georgia" w:cs="Georgia"/>
-          <w:b/>
-          <w:caps/>
-          <w:color w:val="1C3654"/>
-          <w:sz w:val="22"/>
-        </w:rPr>
-        <w:t>ADDITIONAL EXPERIENCE</w:t>
+        <w:t>PROFESSIONAL EXPERIENCE (CONTINUED)</w:t>
       </w:r>
     </w:p>
     <w:p>
       <w:pPr>
         <w:keepNext/>
-        <w:spacing w:before="60" w:after="0" w:line="240" w:lineRule="auto"/>
+        <w:spacing w:before="60" w:after="0"/>
       </w:pPr>
       <w:r>
         <w:rPr>
-          <w:rFonts w:ascii="Georgia" w:hAnsi="Georgia" w:eastAsia="Georgia" w:cs="Georgia"/>
+          <w:rFonts w:ascii="Arial" w:hAnsi="Arial"/>
           <w:b/>
-          <w:color w:val="1C3654"/>
+          <w:color w:val="0D2742"/>
+          <w:sz w:val="19"/>
+        </w:rPr>
+        <w:t>VERMEG for Banking &amp; Insurance Software</w:t>
+      </w:r>
+    </w:p>
+    <w:p>
+      <w:pPr>
+        <w:keepNext/>
+        <w:spacing w:after="0"/>
+      </w:pPr>
+      <w:r>
+        <w:rPr>
+          <w:rFonts w:ascii="Arial" w:hAnsi="Arial"/>
+          <w:b/>
+          <w:sz w:val="18"/>
+        </w:rPr>
+        <w:t>AI &amp; Full-Stack Development Intern</w:t>
+      </w:r>
+      <w:r>
+        <w:rPr>
+          <w:rFonts w:ascii="Arial" w:hAnsi="Arial"/>
+          <w:color w:val="4D6275"/>
+          <w:sz w:val="17"/>
+        </w:rPr>
+        <w:t xml:space="preserve">  |  Feb 2025 - May 2025  |  Tunis, Tunisia</w:t>
+      </w:r>
+    </w:p>
+    <w:p>
+      <w:pPr>
+        <w:spacing w:after="12" w:line="240" w:lineRule="auto"/>
+        <w:ind w:left="255" w:hanging="159"/>
+      </w:pPr>
+      <w:r>
+        <w:rPr>
+          <w:rFonts w:ascii="Arial" w:hAnsi="Arial"/>
+          <w:sz w:val="17"/>
+        </w:rPr>
+        <w:t>• Co-developed a demonstrable AI-ready e-learning prototype in a two-person team; focused on chatbot functionality and selected application services.</w:t>
+      </w:r>
+    </w:p>
+    <w:p>
+      <w:pPr>
+        <w:spacing w:after="12" w:line="240" w:lineRule="auto"/>
+        <w:ind w:left="255" w:hanging="159"/>
+      </w:pPr>
+      <w:r>
+        <w:rPr>
+          <w:rFonts w:ascii="Arial" w:hAnsi="Arial"/>
+          <w:sz w:val="17"/>
+        </w:rPr>
+        <w:t>• Applied Angular, Spring Boot, Ollama and RAG concepts and contributed to integration, secure access, event-driven communication, containerisation and observability concepts. Prototype only; not deployed to production.</w:t>
+      </w:r>
+    </w:p>
+    <w:p>
+      <w:pPr>
+        <w:keepNext/>
+        <w:spacing w:before="60" w:after="0"/>
+      </w:pPr>
+      <w:r>
+        <w:rPr>
+          <w:rFonts w:ascii="Arial" w:hAnsi="Arial"/>
+          <w:b/>
+          <w:color w:val="0D2742"/>
           <w:sz w:val="19"/>
         </w:rPr>
         <w:t>El Mouradi Hotels</w:t>
@@ -722,88 +599,61 @@
     <w:p>
       <w:pPr>
         <w:keepNext/>
-        <w:spacing w:before="0" w:after="0" w:line="240" w:lineRule="auto"/>
+        <w:spacing w:after="0"/>
       </w:pPr>
       <w:r>
         <w:rPr>
-          <w:rFonts w:ascii="Georgia" w:hAnsi="Georgia" w:eastAsia="Georgia" w:cs="Georgia"/>
+          <w:rFonts w:ascii="Arial" w:hAnsi="Arial"/>
           <w:b/>
-          <w:color w:val="1E1E1E"/>
           <w:sz w:val="18"/>
         </w:rPr>
         <w:t>Management Controller</w:t>
       </w:r>
       <w:r>
         <w:rPr>
-          <w:rFonts w:ascii="Georgia" w:hAnsi="Georgia" w:eastAsia="Georgia" w:cs="Georgia"/>
-          <w:color w:val="7A8793"/>
-          <w:sz w:val="18"/>
+          <w:rFonts w:ascii="Arial" w:hAnsi="Arial"/>
+          <w:color w:val="4D6275"/>
+          <w:sz w:val="17"/>
         </w:rPr>
-        <w:t xml:space="preserve">  |  </w:t>
-      </w:r>
-      <w:r>
-        <w:rPr>
-          <w:rFonts w:ascii="Georgia" w:hAnsi="Georgia" w:eastAsia="Georgia" w:cs="Georgia"/>
-          <w:color w:val="657A8F"/>
-          <w:sz w:val="18"/>
-        </w:rPr>
-        <w:t>Jul 2024 - Sep 2024 | Sousse, Tunisia</w:t>
+        <w:t xml:space="preserve">  |  Jul 2024 - Sep 2024  |  Sousse, Tunisia</w:t>
       </w:r>
     </w:p>
     <w:p>
       <w:pPr>
-        <w:spacing w:before="0" w:after="0" w:line="240" w:lineRule="auto"/>
-        <w:ind w:left="245" w:hanging="187"/>
+        <w:spacing w:after="12" w:line="240" w:lineRule="auto"/>
+        <w:ind w:left="255" w:hanging="159"/>
       </w:pPr>
       <w:r>
         <w:rPr>
-          <w:rFonts w:ascii="Georgia" w:hAnsi="Georgia" w:eastAsia="Georgia" w:cs="Georgia"/>
-          <w:color w:val="1E1E1E"/>
-          <w:sz w:val="18"/>
+          <w:rFonts w:ascii="Arial" w:hAnsi="Arial"/>
+          <w:sz w:val="17"/>
         </w:rPr>
-        <w:t xml:space="preserve">• </w:t>
-      </w:r>
-      <w:r>
-        <w:rPr>
-          <w:rFonts w:ascii="Georgia" w:hAnsi="Georgia" w:eastAsia="Georgia" w:cs="Georgia"/>
-          <w:color w:val="1E1E1E"/>
-          <w:sz w:val="18"/>
-        </w:rPr>
-        <w:t>Analysed occupancy, operational costs and revenue-related KPIs; contributed to budget preparation, variance analysis and financial reporting.</w:t>
+        <w:t>• Produced or contributed to four daily and three monthly reports or analyses covering operational departments.</w:t>
       </w:r>
     </w:p>
     <w:p>
       <w:pPr>
-        <w:spacing w:before="0" w:after="0" w:line="240" w:lineRule="auto"/>
-        <w:ind w:left="245" w:hanging="187"/>
+        <w:spacing w:after="12" w:line="240" w:lineRule="auto"/>
+        <w:ind w:left="255" w:hanging="159"/>
       </w:pPr>
       <w:r>
         <w:rPr>
-          <w:rFonts w:ascii="Georgia" w:hAnsi="Georgia" w:eastAsia="Georgia" w:cs="Georgia"/>
-          <w:color w:val="1E1E1E"/>
-          <w:sz w:val="18"/>
+          <w:rFonts w:ascii="Arial" w:hAnsi="Arial"/>
+          <w:sz w:val="17"/>
         </w:rPr>
-        <w:t xml:space="preserve">• </w:t>
-      </w:r>
-      <w:r>
-        <w:rPr>
-          <w:rFonts w:ascii="Georgia" w:hAnsi="Georgia" w:eastAsia="Georgia" w:cs="Georgia"/>
-          <w:color w:val="1E1E1E"/>
-          <w:sz w:val="18"/>
-        </w:rPr>
-        <w:t>Supported cost-control opportunities and structured performance analyses for management decision-making.</w:t>
+        <w:t>• Supported budget preparation, KPI reporting, variance analysis, cost control and management decision support.</w:t>
       </w:r>
     </w:p>
     <w:p>
       <w:pPr>
         <w:keepNext/>
-        <w:spacing w:before="60" w:after="0" w:line="240" w:lineRule="auto"/>
+        <w:spacing w:before="60" w:after="0"/>
       </w:pPr>
       <w:r>
         <w:rPr>
-          <w:rFonts w:ascii="Georgia" w:hAnsi="Georgia" w:eastAsia="Georgia" w:cs="Georgia"/>
+          <w:rFonts w:ascii="Arial" w:hAnsi="Arial"/>
           <w:b/>
-          <w:color w:val="1C3654"/>
+          <w:color w:val="0D2742"/>
           <w:sz w:val="19"/>
         </w:rPr>
         <w:t>ArabSoft</w:t>
@@ -812,88 +662,61 @@
     <w:p>
       <w:pPr>
         <w:keepNext/>
-        <w:spacing w:before="0" w:after="0" w:line="240" w:lineRule="auto"/>
+        <w:spacing w:after="0"/>
       </w:pPr>
       <w:r>
         <w:rPr>
-          <w:rFonts w:ascii="Georgia" w:hAnsi="Georgia" w:eastAsia="Georgia" w:cs="Georgia"/>
+          <w:rFonts w:ascii="Arial" w:hAnsi="Arial"/>
           <w:b/>
-          <w:color w:val="1E1E1E"/>
           <w:sz w:val="18"/>
         </w:rPr>
         <w:t>Full-Stack Development Intern</w:t>
       </w:r>
       <w:r>
         <w:rPr>
-          <w:rFonts w:ascii="Georgia" w:hAnsi="Georgia" w:eastAsia="Georgia" w:cs="Georgia"/>
-          <w:color w:val="7A8793"/>
-          <w:sz w:val="18"/>
+          <w:rFonts w:ascii="Arial" w:hAnsi="Arial"/>
+          <w:color w:val="4D6275"/>
+          <w:sz w:val="17"/>
         </w:rPr>
-        <w:t xml:space="preserve">  |  </w:t>
-      </w:r>
-      <w:r>
-        <w:rPr>
-          <w:rFonts w:ascii="Georgia" w:hAnsi="Georgia" w:eastAsia="Georgia" w:cs="Georgia"/>
-          <w:color w:val="657A8F"/>
-          <w:sz w:val="18"/>
-        </w:rPr>
-        <w:t>Jun 2024 - Aug 2024 | Tunis, Tunisia</w:t>
+        <w:t xml:space="preserve">  |  Jun 2024 - Aug 2024  |  Tunis, Tunisia</w:t>
       </w:r>
     </w:p>
     <w:p>
       <w:pPr>
-        <w:spacing w:before="0" w:after="0" w:line="240" w:lineRule="auto"/>
-        <w:ind w:left="245" w:hanging="187"/>
+        <w:spacing w:after="12" w:line="240" w:lineRule="auto"/>
+        <w:ind w:left="255" w:hanging="159"/>
       </w:pPr>
       <w:r>
         <w:rPr>
-          <w:rFonts w:ascii="Georgia" w:hAnsi="Georgia" w:eastAsia="Georgia" w:cs="Georgia"/>
-          <w:color w:val="1E1E1E"/>
-          <w:sz w:val="18"/>
+          <w:rFonts w:ascii="Arial" w:hAnsi="Arial"/>
+          <w:sz w:val="17"/>
         </w:rPr>
-        <w:t xml:space="preserve">• </w:t>
-      </w:r>
-      <w:r>
-        <w:rPr>
-          <w:rFonts w:ascii="Georgia" w:hAnsi="Georgia" w:eastAsia="Georgia" w:cs="Georgia"/>
-          <w:color w:val="1E1E1E"/>
-          <w:sz w:val="18"/>
-        </w:rPr>
-        <w:t>Built a full-stack library-management application using Angular, Spring Boot, REST APIs and relational databases.</w:t>
+        <w:t>• Built a functional library-management application with Angular, Spring Boot, REST APIs and a relational database.</w:t>
       </w:r>
     </w:p>
     <w:p>
       <w:pPr>
-        <w:spacing w:before="0" w:after="0" w:line="240" w:lineRule="auto"/>
-        <w:ind w:left="245" w:hanging="187"/>
+        <w:spacing w:after="12" w:line="240" w:lineRule="auto"/>
+        <w:ind w:left="255" w:hanging="159"/>
       </w:pPr>
       <w:r>
         <w:rPr>
-          <w:rFonts w:ascii="Georgia" w:hAnsi="Georgia" w:eastAsia="Georgia" w:cs="Georgia"/>
-          <w:color w:val="1E1E1E"/>
-          <w:sz w:val="18"/>
+          <w:rFonts w:ascii="Arial" w:hAnsi="Arial"/>
+          <w:sz w:val="17"/>
         </w:rPr>
-        <w:t xml:space="preserve">• </w:t>
-      </w:r>
-      <w:r>
-        <w:rPr>
-          <w:rFonts w:ascii="Georgia" w:hAnsi="Georgia" w:eastAsia="Georgia" w:cs="Georgia"/>
-          <w:color w:val="1E1E1E"/>
-          <w:sz w:val="18"/>
-        </w:rPr>
-        <w:t>Implemented core management, search and real-time borrowing-tracking functions.</w:t>
+        <w:t>• Implemented CRUD operations, search, validation and borrowing tracking.</w:t>
       </w:r>
     </w:p>
     <w:p>
       <w:pPr>
         <w:keepNext/>
-        <w:spacing w:before="60" w:after="0" w:line="240" w:lineRule="auto"/>
+        <w:spacing w:before="60" w:after="0"/>
       </w:pPr>
       <w:r>
         <w:rPr>
-          <w:rFonts w:ascii="Georgia" w:hAnsi="Georgia" w:eastAsia="Georgia" w:cs="Georgia"/>
+          <w:rFonts w:ascii="Arial" w:hAnsi="Arial"/>
           <w:b/>
-          <w:color w:val="1C3654"/>
+          <w:color w:val="0D2742"/>
           <w:sz w:val="19"/>
         </w:rPr>
         <w:t>El Mouradi Hotels</w:t>
@@ -902,222 +725,273 @@
     <w:p>
       <w:pPr>
         <w:keepNext/>
-        <w:spacing w:before="0" w:after="0" w:line="240" w:lineRule="auto"/>
+        <w:spacing w:after="0"/>
       </w:pPr>
       <w:r>
         <w:rPr>
-          <w:rFonts w:ascii="Georgia" w:hAnsi="Georgia" w:eastAsia="Georgia" w:cs="Georgia"/>
+          <w:rFonts w:ascii="Arial" w:hAnsi="Arial"/>
           <w:b/>
-          <w:color w:val="1E1E1E"/>
           <w:sz w:val="18"/>
         </w:rPr>
         <w:t>Management Control Intern</w:t>
       </w:r>
       <w:r>
         <w:rPr>
-          <w:rFonts w:ascii="Georgia" w:hAnsi="Georgia" w:eastAsia="Georgia" w:cs="Georgia"/>
-          <w:color w:val="7A8793"/>
-          <w:sz w:val="18"/>
+          <w:rFonts w:ascii="Arial" w:hAnsi="Arial"/>
+          <w:color w:val="4D6275"/>
+          <w:sz w:val="17"/>
         </w:rPr>
-        <w:t xml:space="preserve">  |  </w:t>
-      </w:r>
-      <w:r>
-        <w:rPr>
-          <w:rFonts w:ascii="Georgia" w:hAnsi="Georgia" w:eastAsia="Georgia" w:cs="Georgia"/>
-          <w:color w:val="657A8F"/>
-          <w:sz w:val="18"/>
-        </w:rPr>
-        <w:t>Jun 2023 - Sep 2023 | Sousse, Tunisia</w:t>
+        <w:t xml:space="preserve">  |  Jun 2023 - Sep 2023  |  Sousse, Tunisia</w:t>
       </w:r>
     </w:p>
     <w:p>
       <w:pPr>
-        <w:spacing w:before="0" w:after="0" w:line="240" w:lineRule="auto"/>
-        <w:ind w:left="245" w:hanging="187"/>
+        <w:spacing w:after="12" w:line="240" w:lineRule="auto"/>
+        <w:ind w:left="255" w:hanging="159"/>
       </w:pPr>
       <w:r>
         <w:rPr>
-          <w:rFonts w:ascii="Georgia" w:hAnsi="Georgia" w:eastAsia="Georgia" w:cs="Georgia"/>
-          <w:color w:val="1E1E1E"/>
-          <w:sz w:val="18"/>
+          <w:rFonts w:ascii="Arial" w:hAnsi="Arial"/>
+          <w:sz w:val="17"/>
         </w:rPr>
-        <w:t xml:space="preserve">• </w:t>
-      </w:r>
-      <w:r>
-        <w:rPr>
-          <w:rFonts w:ascii="Georgia" w:hAnsi="Georgia" w:eastAsia="Georgia" w:cs="Georgia"/>
-          <w:color w:val="1E1E1E"/>
-          <w:sz w:val="18"/>
-        </w:rPr>
-        <w:t>Analysed expenses, operational indicators and budget variances; supported financial reporting, cost-control initiatives and KPI monitoring.</w:t>
+        <w:t>• Analysed expenses, operational indicators and budget variances and supported financial reporting, KPI monitoring and cost-control activities.</w:t>
       </w:r>
     </w:p>
     <w:p>
       <w:pPr>
+        <w:pStyle w:val="Heading1"/>
         <w:keepNext/>
-        <w:spacing w:before="140" w:after="40" w:line="240" w:lineRule="auto"/>
+        <w:spacing w:before="120" w:after="60"/>
         <w:pBdr>
-          <w:bottom w:val="single" w:sz="7" w:space="4" w:color="E29A3A"/>
+          <w:bottom w:val="single" w:sz="8" w:space="2" w:color="D9822B"/>
         </w:pBdr>
       </w:pPr>
       <w:r>
-        <w:rPr>
-          <w:rFonts w:ascii="Georgia" w:hAnsi="Georgia" w:eastAsia="Georgia" w:cs="Georgia"/>
-          <w:b/>
-          <w:caps/>
-          <w:color w:val="1C3654"/>
-          <w:sz w:val="22"/>
-        </w:rPr>
         <w:t>SELECTED PROJECTS</w:t>
       </w:r>
     </w:p>
     <w:p>
       <w:pPr>
         <w:keepNext/>
-        <w:spacing w:before="40" w:after="0" w:line="240" w:lineRule="auto"/>
+        <w:spacing w:before="40" w:after="0"/>
       </w:pPr>
       <w:r>
         <w:rPr>
-          <w:rFonts w:ascii="Georgia" w:hAnsi="Georgia" w:eastAsia="Georgia" w:cs="Georgia"/>
+          <w:rFonts w:ascii="Arial" w:hAnsi="Arial"/>
           <w:b/>
-          <w:color w:val="1E1E1E"/>
+          <w:color w:val="0D2742"/>
           <w:sz w:val="18"/>
         </w:rPr>
-        <w:t>RPA for Invoice Control &amp; Booking Reconciliation</w:t>
+        <w:t>TuniCulture - Tunisia Excursion Booking Platform</w:t>
       </w:r>
     </w:p>
     <w:p>
       <w:pPr>
-        <w:spacing w:before="0" w:after="0" w:line="240" w:lineRule="auto"/>
+        <w:spacing w:after="24" w:line="240" w:lineRule="auto"/>
       </w:pPr>
       <w:r>
         <w:rPr>
-          <w:rFonts w:ascii="Georgia" w:hAnsi="Georgia" w:eastAsia="Georgia" w:cs="Georgia"/>
-          <w:color w:val="1E1E1E"/>
-          <w:sz w:val="18"/>
+          <w:rFonts w:ascii="Arial" w:hAnsi="Arial"/>
+          <w:sz w:val="17"/>
         </w:rPr>
-        <w:t>UiPath workflow that links invoice data, vouchers, reservations and business rules to create a more structured and auditable control process.</w:t>
+        <w:t>Developed a functional customer booking journey and an administration interface with secure access, KPI visibility, reservation statuses, search, filters and Firebase data management.</w:t>
       </w:r>
     </w:p>
     <w:p>
       <w:pPr>
         <w:keepNext/>
-        <w:spacing w:before="40" w:after="0" w:line="240" w:lineRule="auto"/>
+        <w:spacing w:before="40" w:after="0"/>
       </w:pPr>
       <w:r>
         <w:rPr>
-          <w:rFonts w:ascii="Georgia" w:hAnsi="Georgia" w:eastAsia="Georgia" w:cs="Georgia"/>
+          <w:rFonts w:ascii="Arial" w:hAnsi="Arial"/>
           <w:b/>
-          <w:color w:val="1E1E1E"/>
+          <w:color w:val="0D2742"/>
           <w:sz w:val="18"/>
         </w:rPr>
-        <w:t>Digital Transformation for a Men's Barbershop</w:t>
+        <w:t>University Services Chatbot - IHEC Hackathon</w:t>
       </w:r>
     </w:p>
     <w:p>
       <w:pPr>
-        <w:spacing w:before="0" w:after="0" w:line="240" w:lineRule="auto"/>
+        <w:spacing w:after="24" w:line="240" w:lineRule="auto"/>
       </w:pPr>
       <w:r>
         <w:rPr>
-          <w:rFonts w:ascii="Georgia" w:hAnsi="Georgia" w:eastAsia="Georgia" w:cs="Georgia"/>
-          <w:color w:val="1E1E1E"/>
-          <w:sz w:val="18"/>
+          <w:rFonts w:ascii="Arial" w:hAnsi="Arial"/>
+          <w:sz w:val="17"/>
         </w:rPr>
-        <w:t>Website, online booking, local SEO, social content and customer communication designed around a smoother digital journey.</w:t>
+        <w:t>Co-developed a chatbot for student and staff information, with attention to data protection, application security and preparation for local deployment.</w:t>
+      </w:r>
+    </w:p>
+    <w:p>
+      <w:pPr>
+        <w:pStyle w:val="Heading1"/>
+        <w:keepNext/>
+        <w:spacing w:before="120" w:after="60"/>
+        <w:pBdr>
+          <w:bottom w:val="single" w:sz="8" w:space="2" w:color="D9822B"/>
+        </w:pBdr>
+      </w:pPr>
+      <w:r>
+        <w:t>EDUCATION</w:t>
       </w:r>
     </w:p>
     <w:p>
       <w:pPr>
         <w:keepNext/>
-        <w:spacing w:before="40" w:after="0" w:line="240" w:lineRule="auto"/>
+        <w:spacing w:before="40" w:after="0"/>
       </w:pPr>
       <w:r>
         <w:rPr>
-          <w:rFonts w:ascii="Georgia" w:hAnsi="Georgia" w:eastAsia="Georgia" w:cs="Georgia"/>
+          <w:rFonts w:ascii="Arial" w:hAnsi="Arial"/>
           <w:b/>
-          <w:color w:val="1E1E1E"/>
+          <w:color w:val="0D2742"/>
           <w:sz w:val="18"/>
         </w:rPr>
-        <w:t>AI-Ready E-Learning Platform</w:t>
+        <w:t>Master's Degree - Big Data Analytics &amp; E-Commerce</w:t>
+      </w:r>
+      <w:r>
+        <w:rPr>
+          <w:rFonts w:ascii="Arial" w:hAnsi="Arial"/>
+          <w:color w:val="4D6275"/>
+          <w:sz w:val="17"/>
+        </w:rPr>
+        <w:t xml:space="preserve">  |  IHEC Carthage  |  Oct 2025 - Jun 2027 | Expected graduation: Jun 2027</w:t>
       </w:r>
     </w:p>
     <w:p>
       <w:pPr>
-        <w:spacing w:before="0" w:after="0" w:line="240" w:lineRule="auto"/>
+        <w:spacing w:after="20"/>
+        <w:ind w:left="142"/>
       </w:pPr>
       <w:r>
         <w:rPr>
-          <w:rFonts w:ascii="Georgia" w:hAnsi="Georgia" w:eastAsia="Georgia" w:cs="Georgia"/>
-          <w:color w:val="1E1E1E"/>
-          <w:sz w:val="18"/>
+          <w:rFonts w:ascii="Arial" w:hAnsi="Arial"/>
+          <w:sz w:val="17"/>
         </w:rPr>
-        <w:t>Secure, multilingual e-learning platform contribution with dashboards, microservices, local LLaMA 3.2 deployment and RAG-based knowledge retrieval.</w:t>
+        <w:t>Focus: Big Data Analytics, E-Commerce, Data-Driven Marketing, Business Intelligence and Applied Artificial Intelligence.</w:t>
       </w:r>
     </w:p>
     <w:p>
       <w:pPr>
         <w:keepNext/>
-        <w:spacing w:before="140" w:after="40" w:line="240" w:lineRule="auto"/>
-        <w:pBdr>
-          <w:bottom w:val="single" w:sz="7" w:space="4" w:color="E29A3A"/>
-        </w:pBdr>
+        <w:spacing w:before="40" w:after="0"/>
       </w:pPr>
       <w:r>
         <w:rPr>
-          <w:rFonts w:ascii="Georgia" w:hAnsi="Georgia" w:eastAsia="Georgia" w:cs="Georgia"/>
+          <w:rFonts w:ascii="Arial" w:hAnsi="Arial"/>
           <w:b/>
-          <w:caps/>
-          <w:color w:val="1C3654"/>
-          <w:sz w:val="22"/>
+          <w:color w:val="0D2742"/>
+          <w:sz w:val="18"/>
         </w:rPr>
-        <w:t>EDUCATION &amp; CERTIFICATION</w:t>
+        <w:t>Bachelor's Degree - Business Intelligence</w:t>
+      </w:r>
+      <w:r>
+        <w:rPr>
+          <w:rFonts w:ascii="Arial" w:hAnsi="Arial"/>
+          <w:color w:val="4D6275"/>
+          <w:sz w:val="17"/>
+        </w:rPr>
+        <w:t xml:space="preserve">  |  IHEC Carthage  |  Jan 2021 - Jun 2025</w:t>
       </w:r>
     </w:p>
     <w:p>
       <w:pPr>
-        <w:spacing w:before="0" w:after="0" w:line="240" w:lineRule="auto"/>
+        <w:spacing w:after="20"/>
+        <w:ind w:left="142"/>
       </w:pPr>
       <w:r>
         <w:rPr>
-          <w:rFonts w:ascii="Georgia" w:hAnsi="Georgia" w:eastAsia="Georgia" w:cs="Georgia"/>
-          <w:color w:val="1E1E1E"/>
-          <w:sz w:val="18"/>
+          <w:rFonts w:ascii="Arial" w:hAnsi="Arial"/>
+          <w:sz w:val="17"/>
         </w:rPr>
-        <w:t>Master's Degree - Big Data Analytics &amp; E-Commerce | IHEC Carthage | Oct 2025 - Jun 2027 | Expected graduation: June 2027</w:t>
+        <w:t>Graduated with Excellent distinction - final average: 19.5/20.</w:t>
       </w:r>
     </w:p>
     <w:p>
       <w:pPr>
-        <w:spacing w:before="0" w:after="0" w:line="240" w:lineRule="auto"/>
+        <w:pStyle w:val="Heading1"/>
+        <w:keepNext/>
+        <w:spacing w:before="120" w:after="60"/>
+        <w:pBdr>
+          <w:bottom w:val="single" w:sz="8" w:space="2" w:color="D9822B"/>
+        </w:pBdr>
       </w:pPr>
       <w:r>
-        <w:rPr>
-          <w:rFonts w:ascii="Georgia" w:hAnsi="Georgia" w:eastAsia="Georgia" w:cs="Georgia"/>
-          <w:color w:val="1E1E1E"/>
-          <w:sz w:val="18"/>
-        </w:rPr>
-        <w:t>Bachelor's Degree - Business Intelligence | IHEC Carthage | Jan 2021 - Jun 2025</w:t>
+        <w:t>CERTIFICATION, LANGUAGES &amp; VOLUNTEERING</w:t>
       </w:r>
     </w:p>
     <w:p>
       <w:pPr>
-        <w:spacing w:before="0" w:after="0" w:line="240" w:lineRule="auto"/>
+        <w:spacing w:after="24"/>
+        <w:ind w:left="0"/>
       </w:pPr>
       <w:r>
         <w:rPr>
-          <w:rFonts w:ascii="Georgia" w:hAnsi="Georgia" w:eastAsia="Georgia" w:cs="Georgia"/>
-          <w:color w:val="1E1E1E"/>
+          <w:rFonts w:ascii="Arial" w:hAnsi="Arial"/>
+          <w:b/>
+          <w:color w:val="0D2742"/>
           <w:sz w:val="18"/>
         </w:rPr>
-        <w:t>Fundamentals of Digital Marketing - Google | Certification</w:t>
+        <w:t xml:space="preserve">Certification: </w:t>
+      </w:r>
+      <w:r>
+        <w:rPr>
+          <w:rFonts w:ascii="Arial" w:hAnsi="Arial"/>
+          <w:sz w:val="18"/>
+        </w:rPr>
+        <w:t>Fundamentals of Digital Marketing - Google Digital Garage (Sep 2022)</w:t>
+      </w:r>
+    </w:p>
+    <w:p>
+      <w:pPr>
+        <w:spacing w:after="24"/>
+        <w:ind w:left="0"/>
+      </w:pPr>
+      <w:r>
+        <w:rPr>
+          <w:rFonts w:ascii="Arial" w:hAnsi="Arial"/>
+          <w:b/>
+          <w:color w:val="0D2742"/>
+          <w:sz w:val="18"/>
+        </w:rPr>
+        <w:t xml:space="preserve">Languages: </w:t>
+      </w:r>
+      <w:r>
+        <w:rPr>
+          <w:rFonts w:ascii="Arial" w:hAnsi="Arial"/>
+          <w:sz w:val="18"/>
+        </w:rPr>
+        <w:t>Arabic - Native/Bilingual, French - Professional Working Proficiency, English - Professional Working Proficiency</w:t>
+      </w:r>
+    </w:p>
+    <w:p>
+      <w:pPr>
+        <w:spacing w:after="24"/>
+        <w:ind w:left="0"/>
+      </w:pPr>
+      <w:r>
+        <w:rPr>
+          <w:rFonts w:ascii="Arial" w:hAnsi="Arial"/>
+          <w:b/>
+          <w:color w:val="0D2742"/>
+          <w:sz w:val="18"/>
+        </w:rPr>
+        <w:t xml:space="preserve">Volunteering: </w:t>
+      </w:r>
+      <w:r>
+        <w:rPr>
+          <w:rFonts w:ascii="Arial" w:hAnsi="Arial"/>
+          <w:sz w:val="18"/>
+        </w:rPr>
+        <w:t>AIESEC Tunisia, Outgoing Global Volunteer Member (Feb-May 2022) - campaign coordination, candidate follow-up and international participant support</w:t>
       </w:r>
     </w:p>
     <w:sectPr>
-      <w:headerReference w:type="default" r:id="rId9"/>
-      <w:footerReference w:type="default" r:id="rId10"/>
-      <w:pgSz w:w="12240" w:h="15840"/>
-      <w:pgMar w:top="605" w:right="749" w:bottom="576" w:left="749" w:header="230" w:footer="288" w:gutter="0"/>
+      <w:footerReference w:type="default" r:id="rId11"/>
+      <w:pgSz w:w="11906" w:h="16838"/>
+      <w:pgMar w:top="567" w:right="709" w:bottom="567" w:left="709" w:header="255" w:footer="255" w:gutter="0"/>
       <w:cols w:space="720"/>
       <w:docGrid w:linePitch="360"/>
     </w:sectPr>
@@ -1130,29 +1004,18 @@
   <w:p>
     <w:pPr>
       <w:pStyle w:val="Footer"/>
-      <w:spacing w:before="0" w:after="0" w:line="240" w:lineRule="auto"/>
       <w:jc w:val="center"/>
     </w:pPr>
     <w:r>
       <w:rPr>
-        <w:rFonts w:ascii="Georgia" w:hAnsi="Georgia" w:eastAsia="Georgia" w:cs="Georgia"/>
-        <w:color w:val="8794A1"/>
+        <w:rFonts w:ascii="Arial" w:hAnsi="Arial"/>
+        <w:color w:val="758392"/>
         <w:sz w:val="16"/>
       </w:rPr>
       <w:t>Ahmed Aziz Mhiri | Data-Driven Marketing &amp; Commercial Analytics</w:t>
     </w:r>
   </w:p>
 </w:ftr>
-</file>
-
-<file path=word/header1.xml><?xml version="1.0" encoding="utf-8"?>
-<w:hdr xmlns:m="http://schemas.openxmlformats.org/officeDocument/2006/math" xmlns:mc="http://schemas.openxmlformats.org/markup-compatibility/2006" xmlns:mo="http://schemas.microsoft.com/office/mac/office/2008/main" xmlns:mv="urn:schemas-microsoft-com:mac:vml" xmlns:o="urn:schemas-microsoft-com:office:office" xmlns:r="http://schemas.openxmlformats.org/officeDocument/2006/relationships" xmlns:v="urn:schemas-microsoft-com:vml" xmlns:w10="urn:schemas-microsoft-com:office:word" xmlns:w14="http://schemas.microsoft.com/office/word/2010/wordml" xmlns:w="http://schemas.openxmlformats.org/wordprocessingml/2006/main" xmlns:wne="http://schemas.microsoft.com/office/word/2006/wordml" xmlns:wp14="http://schemas.microsoft.com/office/word/2010/wordprocessingDrawing" xmlns:wp="http://schemas.openxmlformats.org/drawingml/2006/wordprocessingDrawing" xmlns:wpc="http://schemas.microsoft.com/office/word/2010/wordprocessingCanvas" xmlns:wpg="http://schemas.microsoft.com/office/word/2010/wordprocessingGroup" xmlns:wpi="http://schemas.microsoft.com/office/word/2010/wordprocessingInk" xmlns:wps="http://schemas.microsoft.com/office/word/2010/wordprocessingShape" mc:Ignorable="w14 wp14">
-  <w:p>
-    <w:pPr>
-      <w:pStyle w:val="Header"/>
-    </w:pPr>
-  </w:p>
-</w:hdr>
 </file>
 
 <file path=word/numbering.xml><?xml version="1.0" encoding="utf-8"?>
@@ -1519,11 +1382,11 @@
     <w:qFormat/>
     <w:rsid w:val="00FC693F"/>
     <w:pPr>
-      <w:spacing w:after="0" w:line="240" w:lineRule="auto"/>
+      <w:spacing w:after="0" w:line="245" w:lineRule="auto"/>
     </w:pPr>
     <w:rPr>
-      <w:rFonts w:ascii="Georgia" w:hAnsi="Georgia" w:eastAsia="Georgia"/>
-      <w:color w:val="1E1E1E"/>
+      <w:rFonts w:ascii="Arial" w:hAnsi="Arial"/>
+      <w:color w:val="17212B"/>
       <w:sz w:val="18"/>
     </w:rPr>
   </w:style>
@@ -1582,15 +1445,15 @@
     <w:pPr>
       <w:keepNext/>
       <w:keepLines/>
-      <w:spacing w:before="480" w:after="0"/>
+      <w:spacing w:before="0" w:after="0"/>
       <w:outlineLvl w:val="0"/>
     </w:pPr>
     <w:rPr>
-      <w:rFonts w:asciiTheme="majorHAnsi" w:eastAsiaTheme="majorEastAsia" w:hAnsiTheme="majorHAnsi" w:cstheme="majorBidi"/>
+      <w:rFonts w:asciiTheme="majorHAnsi" w:eastAsiaTheme="majorEastAsia" w:hAnsiTheme="majorHAnsi" w:cstheme="majorBidi" w:ascii="Arial" w:hAnsi="Arial"/>
       <w:b/>
       <w:bCs/>
-      <w:color w:val="365F91" w:themeColor="accent1" w:themeShade="BF"/>
-      <w:sz w:val="28"/>
+      <w:color w:val="0D2742"/>
+      <w:sz w:val="23"/>
       <w:szCs w:val="28"/>
     </w:rPr>
   </w:style>
@@ -1606,15 +1469,15 @@
     <w:pPr>
       <w:keepNext/>
       <w:keepLines/>
-      <w:spacing w:before="200" w:after="0"/>
+      <w:spacing w:before="0" w:after="0"/>
       <w:outlineLvl w:val="1"/>
     </w:pPr>
     <w:rPr>
-      <w:rFonts w:asciiTheme="majorHAnsi" w:eastAsiaTheme="majorEastAsia" w:hAnsiTheme="majorHAnsi" w:cstheme="majorBidi"/>
+      <w:rFonts w:asciiTheme="majorHAnsi" w:eastAsiaTheme="majorEastAsia" w:hAnsiTheme="majorHAnsi" w:cstheme="majorBidi" w:ascii="Arial" w:hAnsi="Arial"/>
       <w:b/>
       <w:bCs/>
-      <w:color w:val="4F81BD" w:themeColor="accent1"/>
-      <w:sz w:val="26"/>
+      <w:color w:val="0D2742"/>
+      <w:sz w:val="20"/>
       <w:szCs w:val="26"/>
     </w:rPr>
   </w:style>
@@ -1871,15 +1734,16 @@
       <w:pBdr>
         <w:bottom w:val="single" w:sz="8" w:space="4" w:color="4F81BD" w:themeColor="accent1"/>
       </w:pBdr>
-      <w:spacing w:after="300" w:line="240" w:lineRule="auto"/>
+      <w:spacing w:after="0" w:line="240" w:lineRule="auto" w:before="0"/>
       <w:contextualSpacing/>
     </w:pPr>
     <w:rPr>
-      <w:rFonts w:asciiTheme="majorHAnsi" w:eastAsiaTheme="majorEastAsia" w:hAnsiTheme="majorHAnsi" w:cstheme="majorBidi"/>
-      <w:color w:val="17365D" w:themeColor="text2" w:themeShade="BF"/>
+      <w:rFonts w:asciiTheme="majorHAnsi" w:eastAsiaTheme="majorEastAsia" w:hAnsiTheme="majorHAnsi" w:cstheme="majorBidi" w:ascii="Arial" w:hAnsi="Arial"/>
+      <w:b/>
+      <w:color w:val="FFFFFF"/>
       <w:spacing w:val="5"/>
       <w:kern w:val="28"/>
-      <w:sz w:val="52"/>
+      <w:sz w:val="46"/>
       <w:szCs w:val="52"/>
     </w:rPr>
   </w:style>
@@ -1910,12 +1774,14 @@
       <w:numPr>
         <w:ilvl w:val="1"/>
       </w:numPr>
+      <w:spacing w:before="0" w:after="0"/>
     </w:pPr>
     <w:rPr>
-      <w:rFonts w:asciiTheme="majorHAnsi" w:eastAsiaTheme="majorEastAsia" w:hAnsiTheme="majorHAnsi" w:cstheme="majorBidi"/>
+      <w:rFonts w:asciiTheme="majorHAnsi" w:eastAsiaTheme="majorEastAsia" w:hAnsiTheme="majorHAnsi" w:cstheme="majorBidi" w:ascii="Arial" w:hAnsi="Arial"/>
+      <w:b/>
       <w:i/>
       <w:iCs/>
-      <w:color w:val="4F81BD" w:themeColor="accent1"/>
+      <w:color w:val="FFFFFF"/>
       <w:spacing w:val="15"/>
       <w:sz w:val="24"/>
       <w:szCs w:val="24"/>
